--- a/Conclusione.docx
+++ b/Conclusione.docx
@@ -4,17 +4,15 @@
   <w:body>
     <w:p>
       <w:r>
-        <w:t>l lavoro svolto ha consentito di sostituire una gestione caratterizzata da una digitalizzazione parziale del processo, nella quale il sistema preesistente era limitato all’archiviazione dei campioni analizzati e dei risultati prodotti, mentre le fasi operative venivano svolte e documentate manualmente. ENVASS 2.0 introduce una piattaforma integrata in grado di supportare e tracciare l’intero workflow del laboratorio.</w:t>
+        <w:t xml:space="preserve">l lavoro svolto ha consentito di sostituire una gestione caratterizzata da una digitalizzazione parziale del processo, nella quale il sistema preesistente era limitato all’archiviazione dei campioni analizzati e dei risultati prodotti, mentre le fasi operative venivano svolte e documentate manualmente. </w:t>
+      </w:r>
+      <w:r>
+        <w:t>ENVASS 2.0 introduce una piattaforma integrata in grado di supportare e tracciare l’intero flusso di lavoro del laboratorio, garantendo una gestione più strutturata delle attività e una maggiore affidabilità, coerenza e verificabilità delle informazioni gestite.</w:t>
       </w:r>
     </w:p>
     <w:p>
       <w:r>
-        <w:t>Il sistema realizzato ha reso possibile la digitalizzazione strutturata dell’intero processo operativo, introducendo strumenti di controllo e tracciabilità finalizzati a garantire maggiore affidabilità, coerenza e verificabilità delle informazioni gestite.</w:t>
-      </w:r>
-    </w:p>
-    <w:p>
-      <w:r>
-        <w:t>Gli obiettivi del progetto sono stati raggiunti attraverso l’introduzione di soluzioni architetturali orientate alla gestione integrata del dato e del processo. In particolare:</w:t>
+        <w:t>Gli obiettivi del progetto sono stati raggiunti attraverso l’introduzione di soluzioni architetturali volte a migliorare la gestione dei dati e dei processi del sistema. In particolare:</w:t>
       </w:r>
     </w:p>
     <w:p>
@@ -25,7 +23,16 @@
         </w:numPr>
       </w:pPr>
       <w:r>
-        <w:t>la centralizzazione delle informazioni ha consentito una riduzione delle ridondanze e una maggiore uniformità nella gestione dei dati anagrafici e operativi;</w:t>
+        <w:t>L</w:t>
+      </w:r>
+      <w:r>
+        <w:t xml:space="preserve">a centralizzazione delle informazioni ha consentito una riduzione delle ridondanze e una maggiore uniformità nella gestione dei dati </w:t>
+      </w:r>
+      <w:r>
+        <w:t>anagrafici</w:t>
+      </w:r>
+      <w:r>
+        <w:t xml:space="preserve"> e operativi</w:t>
       </w:r>
     </w:p>
     <w:p>
@@ -36,7 +43,10 @@
         </w:numPr>
       </w:pPr>
       <w:r>
-        <w:t>l’automazione del workflow ha reso più coerente la transizione tra le diverse fasi del processo analitico e la generazione della documentazione associata;</w:t>
+        <w:t>L</w:t>
+      </w:r>
+      <w:r>
+        <w:t>’automazione del workflow ha reso più coerente la transizione tra le diverse fasi del processo analitico e la generazione della documentazione associata</w:t>
       </w:r>
     </w:p>
     <w:p>
@@ -47,7 +57,10 @@
         </w:numPr>
       </w:pPr>
       <w:r>
-        <w:t>i meccanismi di immutabilità dei dati validati hanno garantito il rispetto dei requisiti di integrità e tracciabilità, impedendo modifiche non controllate;</w:t>
+        <w:t>I</w:t>
+      </w:r>
+      <w:r>
+        <w:t xml:space="preserve"> meccanismi di immutabilità dei dati validati hanno garantito il rispetto dei requisiti di integrità e tracciabilità, impedendo modifiche non controllate</w:t>
       </w:r>
     </w:p>
     <w:p>
@@ -58,7 +71,10 @@
         </w:numPr>
       </w:pPr>
       <w:r>
-        <w:t xml:space="preserve">il sistema di audit </w:t>
+        <w:t>I</w:t>
+      </w:r>
+      <w:r>
+        <w:t xml:space="preserve">l sistema di audit </w:t>
       </w:r>
       <w:proofErr w:type="spellStart"/>
       <w:r>
@@ -71,7 +87,13 @@
     </w:p>
     <w:p>
       <w:r>
-        <w:t>Nel complesso, la piattaforma ENVASS 2.0 rappresenta un’evoluzione significativa rispetto alla precedente versione, introducendo un modello informativo più coerente, tracciabile e aderente ai requisiti di qualità richiesti dal contesto laboratoristico.</w:t>
+        <w:t xml:space="preserve">Nel complesso, la piattaforma ENVASS 2.0 rappresenta un’evoluzione significativa rispetto alla precedente versione, introducendo un modello informativo più coerente, tracciabile e aderente ai requisiti di qualità richiesti dal contesto </w:t>
+      </w:r>
+      <w:r>
+        <w:t>di laboratorio</w:t>
+      </w:r>
+      <w:r>
+        <w:t>.</w:t>
       </w:r>
     </w:p>
     <w:p>

--- a/Conclusione.docx
+++ b/Conclusione.docx
@@ -103,21 +103,35 @@
     </w:p>
     <w:p>
       <w:r>
-        <w:t xml:space="preserve">Con il rilascio della presente release si conclude la fase di sviluppo attivo del progetto. L'evoluzione della piattaforma e l'ottimizzazione progressiva delle funzionalità vengono pertanto demandate alle attività di manutenzione ordinaria e al supporto operativo, guidati dai </w:t>
-      </w:r>
-      <w:proofErr w:type="gramStart"/>
-      <w:r>
-        <w:t>feedback</w:t>
-      </w:r>
-      <w:proofErr w:type="gramEnd"/>
-      <w:r>
-        <w:t xml:space="preserve"> che emergeranno dagli utenti finali durante l'effettivo utilizzo sul campo.</w:t>
+        <w:t>Con il rilascio della presente release si conclude la fase di sviluppo attivo del progetto. L'evoluzione della piattaforma e l'ottimizzazione progressiva delle funzionalità vengono pertanto demandate alle attività di manutenzione ordinaria e al supporto operativo, guidati dai feedback che emergeranno dagli utenti finali durante l'effettivo utilizzo sul campo.</w:t>
       </w:r>
       <w:r>
         <w:t xml:space="preserve"> </w:t>
       </w:r>
     </w:p>
-    <w:p/>
+    <w:p>
+      <w:r>
+        <w:t>In ottica di sviluppi futuri, il sistema potrà essere ulteriormente esteso attraverso l’integrazione di funzionalità basate su</w:t>
+      </w:r>
+      <w:r>
+        <w:t>ll’</w:t>
+      </w:r>
+      <w:r>
+        <w:t xml:space="preserve">intelligenza artificiale, finalizzate al supporto delle attività analitiche e decisionali. </w:t>
+      </w:r>
+      <w:r>
+        <w:t>In particolare, potranno essere introdotti moduli per l’analisi automatica dei dati visivi, ad esempio per il conteggio delle colonie nelle piastre Petri, con l’obiettivo di ridurre il carico di lavoro manuale e migliorare la riproducibilità dei risultati.</w:t>
+      </w:r>
+      <w:r>
+        <w:t xml:space="preserve"> </w:t>
+      </w:r>
+      <w:r>
+        <w:t>Ulteriori estensioni potrebbero riguardare sistemi di supporto alla modifica e all’elaborazione intelligente delle immagini, nonché l’introduzione di notifiche automatiche alla conclusione del periodo di incubazione, migliorando così l’efficienza complessiva dei flussi operativi del laboratorio.</w:t>
+      </w:r>
+      <w:r>
+        <w:t xml:space="preserve"> </w:t>
+      </w:r>
+    </w:p>
     <w:sectPr>
       <w:pgSz w:w="11906" w:h="16838"/>
       <w:pgMar w:top="1417" w:right="1134" w:bottom="1134" w:left="1134" w:header="708" w:footer="708" w:gutter="0"/>
@@ -1498,4 +1512,16 @@
     </a:ext>
   </a:extLst>
 </a:theme>
+</file>
+
+<file path=customXml/item1.xml><?xml version="1.0" encoding="utf-8"?>
+<b:Sources xmlns:b="http://schemas.openxmlformats.org/officeDocument/2006/bibliography" xmlns="http://schemas.openxmlformats.org/officeDocument/2006/bibliography" SelectedStyle="\APASixthEditionOfficeOnline.xsl" StyleName="APA" Version="6"/>
+</file>
+
+<file path=customXml/itemProps1.xml><?xml version="1.0" encoding="utf-8"?>
+<ds:datastoreItem xmlns:ds="http://schemas.openxmlformats.org/officeDocument/2006/customXml" ds:itemID="{DBE5A06D-C352-44AF-8A0B-0AB3BC09E9D4}">
+  <ds:schemaRefs>
+    <ds:schemaRef ds:uri="http://schemas.openxmlformats.org/officeDocument/2006/bibliography"/>
+  </ds:schemaRefs>
+</ds:datastoreItem>
 </file>